--- a/用户手册_最新版.docx
+++ b/用户手册_最新版.docx
@@ -980,6 +980,15 @@
     <w:p>
       <w:r>
         <w:rPr>
+          <w:b/>
+          <w:i w:val="0"/>
+        </w:rPr>
+        <w:t>片头混剪的镜头来自「各素材轮流取材」：素材1 一个镜头 → 素材2 一个镜头 → … 循环拼成，没配给任何段落的素材也会参与混剪；开场画面长度用「开场混剪（秒）」控制。</w:t>
+      </w:r>
+    </w:p>
+    <w:p>
+      <w:r>
+        <w:rPr>
           <w:b w:val="0"/>
           <w:i w:val="0"/>
         </w:rPr>
@@ -1413,6 +1422,52 @@
                 <w:b/>
               </w:rPr>
               <w:t>什么时候改</w:t>
+            </w:r>
+          </w:p>
+        </w:tc>
+      </w:tr>
+      <w:tr>
+        <w:tc>
+          <w:tcPr>
+            <w:tcW w:type="dxa" w:w="1928"/>
+          </w:tcPr>
+          <w:p>
+            <w:r/>
+            <w:r>
+              <w:t>开场混剪（秒）</w:t>
+            </w:r>
+          </w:p>
+        </w:tc>
+        <w:tc>
+          <w:tcPr>
+            <w:tcW w:type="dxa" w:w="1134"/>
+          </w:tcPr>
+          <w:p>
+            <w:r/>
+            <w:r>
+              <w:t>留空</w:t>
+            </w:r>
+          </w:p>
+        </w:tc>
+        <w:tc>
+          <w:tcPr>
+            <w:tcW w:type="dxa" w:w="3061"/>
+          </w:tcPr>
+          <w:p>
+            <w:r/>
+            <w:r>
+              <w:t>开场（片头）画面的时长；留空 = 跟随开场白配音（+1s）</w:t>
+            </w:r>
+          </w:p>
+        </w:tc>
+        <w:tc>
+          <w:tcPr>
+            <w:tcW w:type="dxa" w:w="3288"/>
+          </w:tcPr>
+          <w:p>
+            <w:r/>
+            <w:r>
+              <w:t>想让开场多放几个游戏的镜头就填长一点（如 12）；填得比配音还短会自动延长</w:t>
             </w:r>
           </w:p>
         </w:tc>
@@ -2083,7 +2138,23 @@
         <w:rPr>
           <w:b/>
         </w:rPr>
-        <w:t>6. 成片里没有字幕</w:t>
+        <w:t>6. 开场看着「没混剪」、只有一个游戏的画面</w:t>
+      </w:r>
+    </w:p>
+    <w:p>
+      <w:pPr>
+        <w:ind w:left="340"/>
+      </w:pPr>
+      <w:r>
+        <w:t>答：已修复：片头镜头现在由各素材轮流拼接（素材1 一个镜头 → 素材2 一个镜头 → … 循环），没配给任何段落的素材也会参与混剪；开场画面长度可用成片面板的「开场混剪（秒）」设置（留空 = 跟随开场白配音）。</w:t>
+      </w:r>
+    </w:p>
+    <w:p>
+      <w:r>
+        <w:rPr>
+          <w:b/>
+        </w:rPr>
+        <w:t>7. 成片里没有字幕</w:t>
       </w:r>
     </w:p>
     <w:p>
@@ -2099,7 +2170,7 @@
         <w:rPr>
           <w:b/>
         </w:rPr>
-        <w:t>7. 「生成字幕」失败或没结果</w:t>
+        <w:t>8. 「生成字幕」失败或没结果</w:t>
       </w:r>
     </w:p>
     <w:p>
@@ -2115,7 +2186,7 @@
         <w:rPr>
           <w:b/>
         </w:rPr>
-        <w:t>8. 提示「文案与配音时长不匹配」</w:t>
+        <w:t>9. 提示「文案与配音时长不匹配」</w:t>
       </w:r>
     </w:p>
     <w:p>
@@ -2131,7 +2202,7 @@
         <w:rPr>
           <w:b/>
         </w:rPr>
-        <w:t>9. 字幕只出现在配音前半段、后面没字幕</w:t>
+        <w:t>10. 字幕只出现在配音前半段、后面没字幕</w:t>
       </w:r>
     </w:p>
     <w:p>
@@ -2147,7 +2218,7 @@
         <w:rPr>
           <w:b/>
         </w:rPr>
-        <w:t>10. 卡片时间从「开场白」那一段开始算</w:t>
+        <w:t>11. 卡片时间从「开场白」那一段开始算</w:t>
       </w:r>
     </w:p>
     <w:p>
@@ -2163,7 +2234,7 @@
         <w:rPr>
           <w:b/>
         </w:rPr>
-        <w:t>11. 游戏数据抓得不准想自己改</w:t>
+        <w:t>12. 游戏数据抓得不准想自己改</w:t>
       </w:r>
     </w:p>
     <w:p>
@@ -2179,7 +2250,7 @@
         <w:rPr>
           <w:b/>
         </w:rPr>
-        <w:t>12. 提示端口被占用</w:t>
+        <w:t>13. 提示端口被占用</w:t>
       </w:r>
     </w:p>
     <w:p>
@@ -2195,7 +2266,7 @@
         <w:rPr>
           <w:b/>
         </w:rPr>
-        <w:t>13. 访问 Steam 报证书错误</w:t>
+        <w:t>14. 访问 Steam 报证书错误</w:t>
       </w:r>
     </w:p>
     <w:p>
@@ -2211,7 +2282,7 @@
         <w:rPr>
           <w:b/>
         </w:rPr>
-        <w:t>14. 本机需要代理才能上网</w:t>
+        <w:t>15. 本机需要代理才能上网</w:t>
       </w:r>
     </w:p>
     <w:p>
@@ -2227,7 +2298,7 @@
         <w:rPr>
           <w:b/>
         </w:rPr>
-        <w:t>15. Key 价是空的 / 和昨天不一样</w:t>
+        <w:t>16. Key 价是空的 / 和昨天不一样</w:t>
       </w:r>
     </w:p>
     <w:p>
@@ -2243,7 +2314,7 @@
         <w:rPr>
           <w:b/>
         </w:rPr>
-        <w:t>16. 配音顺序不对</w:t>
+        <w:t>17. 配音顺序不对</w:t>
       </w:r>
     </w:p>
     <w:p>

--- a/用户手册_最新版.docx
+++ b/用户手册_最新版.docx
@@ -662,7 +662,7 @@
         <w:spacing w:after="40"/>
       </w:pPr>
       <w:r>
-        <w:t>建议表头：游戏名 | 原价 | 现价 | 好评率 | 折扣力度 | 截止日期 | 标签1 | 标签2（可加 key价格 列）</w:t>
+        <w:t>建议表头：游戏名 | 原价 | 现价 | 好评率 | 折扣力度 | 截止日期 | 标签 | Key价格（标签可以写多个；写成「标签1」「标签2」两列也会自动合并成一列）</w:t>
       </w:r>
     </w:p>
     <w:p>
@@ -689,7 +689,16 @@
         <w:spacing w:after="40"/>
       </w:pPr>
       <w:r>
-        <w:t>表格里 9 个字段都能直接编辑：游戏名 / 原价 / 现价 / 好评率 / 折扣 / 截止 / 标签1 / 标签2 / Key价</w:t>
+        <w:t>表格里 8 个字段都能直接编辑：游戏名 / 原价 / 现价 / 好评率 / 折扣 / 截止 / 标签 / Key价</w:t>
+      </w:r>
+    </w:p>
+    <w:p>
+      <w:pPr>
+        <w:pStyle w:val="ListBullet"/>
+        <w:spacing w:after="40"/>
+      </w:pPr>
+      <w:r>
+        <w:t>标签只用一个框：Steam 抓取会取前 3 个标签放进去，多个标签用空格分隔（如「策略 回合战略 独立」）</w:t>
       </w:r>
     </w:p>
     <w:p>
@@ -726,6 +735,42 @@
       </w:pPr>
       <w:r>
         <w:t>好评率填 0.95 或 95% 都可以</w:t>
+      </w:r>
+    </w:p>
+    <w:p>
+      <w:r>
+        <w:rPr>
+          <w:b/>
+          <w:i w:val="0"/>
+        </w:rPr>
+        <w:t>顺序可以调整（重要）</w:t>
+      </w:r>
+    </w:p>
+    <w:p>
+      <w:pPr>
+        <w:pStyle w:val="ListBullet"/>
+        <w:spacing w:after="40"/>
+      </w:pPr>
+      <w:r>
+        <w:t>表格每行开头有 ↑ ↓ 按钮，用来对调顺序</w:t>
+      </w:r>
+    </w:p>
+    <w:p>
+      <w:pPr>
+        <w:pStyle w:val="ListBullet"/>
+        <w:spacing w:after="40"/>
+      </w:pPr>
+      <w:r>
+        <w:t>这里的顺序 = 游戏卡片 / 片尾总表对应各段的顺序；抓取顺序与实际视频顺序不一致时，用 ↑ ↓ 调成一致即可</w:t>
+      </w:r>
+    </w:p>
+    <w:p>
+      <w:pPr>
+        <w:pStyle w:val="ListBullet"/>
+        <w:spacing w:after="40"/>
+      </w:pPr>
+      <w:r>
+        <w:t>（在成片面板拖动配音行调整段落顺序时，这份游戏数据的顺序也会跟着一起调整，不会错位）</w:t>
       </w:r>
     </w:p>
     <w:p>
@@ -2250,7 +2295,23 @@
         <w:rPr>
           <w:b/>
         </w:rPr>
-        <w:t>13. 提示端口被占用</w:t>
+        <w:t>13. 卡片内容、游戏和画面对不上</w:t>
+      </w:r>
+    </w:p>
+    <w:p>
+      <w:pPr>
+        <w:ind w:left="340"/>
+      </w:pPr>
+      <w:r>
+        <w:t>答：说明游戏数据的行顺序与视频段落顺序不一致。到「游戏数据」表格，用每行开头的 ↑ ↓ 把顺序调成与配音段落一致即可（卡片与片尾总表都按这个顺序对应）。</w:t>
+      </w:r>
+    </w:p>
+    <w:p>
+      <w:r>
+        <w:rPr>
+          <w:b/>
+        </w:rPr>
+        <w:t>14. 提示端口被占用</w:t>
       </w:r>
     </w:p>
     <w:p>
@@ -2266,7 +2327,7 @@
         <w:rPr>
           <w:b/>
         </w:rPr>
-        <w:t>14. 访问 Steam 报证书错误</w:t>
+        <w:t>15. 访问 Steam 报证书错误</w:t>
       </w:r>
     </w:p>
     <w:p>
@@ -2282,7 +2343,7 @@
         <w:rPr>
           <w:b/>
         </w:rPr>
-        <w:t>15. 本机需要代理才能上网</w:t>
+        <w:t>16. 本机需要代理才能上网</w:t>
       </w:r>
     </w:p>
     <w:p>
@@ -2298,7 +2359,7 @@
         <w:rPr>
           <w:b/>
         </w:rPr>
-        <w:t>16. Key 价是空的 / 和昨天不一样</w:t>
+        <w:t>17. Key 价是空的 / 和昨天不一样</w:t>
       </w:r>
     </w:p>
     <w:p>
@@ -2314,7 +2375,7 @@
         <w:rPr>
           <w:b/>
         </w:rPr>
-        <w:t>17. 配音顺序不对</w:t>
+        <w:t>18. 配音顺序不对</w:t>
       </w:r>
     </w:p>
     <w:p>
